--- a/_site/organizacion-industrial/2023-06-16-medidas-concentracion-desempeño/index.docx
+++ b/_site/organizacion-industrial/2023-06-16-medidas-concentracion-desempeño/index.docx
@@ -44,7 +44,7 @@
         <w:t xml:space="preserve"> </w:t>
       </w:r>
     </w:p>
-    <w:bookmarkStart w:id="20" w:name="title"/>
+    <w:bookmarkStart w:id="22" w:name="title"/>
     <w:p>
       <w:pPr>
         <w:pStyle w:val="Heading1"/>
@@ -93,8 +93,8 @@
         <w:t xml:space="preserve"> </w:t>
       </w:r>
     </w:p>
-    <w:bookmarkEnd w:id="20"/>
-    <w:bookmarkStart w:id="24" w:name="author-note"/>
+    <w:bookmarkEnd w:id="22"/>
+    <w:bookmarkStart w:id="26" w:name="author-note"/>
     <w:p>
       <w:pPr>
         <w:pStyle w:val="Heading1"/>
@@ -113,15 +113,15 @@
       <w:r>
         <w:t xml:space="preserve"> </w:t>
       </w:r>
-      <w:bookmarkStart w:id="21" w:name="orchid"/>
+      <w:bookmarkStart w:id="23" w:name="orchid"/>
       <w:r>
         <w:t xml:space="preserve">Orcid ID Logo: A green circle with white letters ID</w:t>
       </w:r>
-      <w:bookmarkEnd w:id="21"/>
+      <w:bookmarkEnd w:id="23"/>
       <w:r>
         <w:t xml:space="preserve"> </w:t>
       </w:r>
-      <w:hyperlink r:id="rId22">
+      <w:hyperlink r:id="rId24">
         <w:r>
           <w:rPr>
             <w:rStyle w:val="Hyperlink"/>
@@ -160,20 +160,20 @@
         <w:t xml:space="preserve">: </w:t>
       </w:r>
       <w:r>
-        <w:t xml:space="preserve">conceptualización y redacción</w:t>
-      </w:r>
-    </w:p>
-    <w:p>
-      <w:pPr>
-        <w:pStyle w:val="BodyText"/>
-      </w:pPr>
-      <w:r>
-        <w:t xml:space="preserve">La correspondencia relativa a este artículo debe dirigirse a Edison Achalma, Escuela Profesional de Economía, Universidad Nacional de San Cristóbal de Huamanga, Ayacucho, AYA, Perú, Email:</w:t>
+        <w:t xml:space="preserve">conceptualización, metodología, análisis formal, investigación, recursos, curación de datos, redacción, visualización, supervisión, y administración del proyecto</w:t>
+      </w:r>
+    </w:p>
+    <w:p>
+      <w:pPr>
+        <w:pStyle w:val="BodyText"/>
+      </w:pPr>
+      <w:r>
+        <w:t xml:space="preserve">La correspondencia relativa a este artículo debe dirigirse a Edison Achalma, Escuela Profesional de Economía, Universidad Nacional de San Cristóbal de Huamanga, Portal Independencia N° 57, Ayacucho, AYA 5001, Perú, Email:</w:t>
       </w:r>
       <w:r>
         <w:t xml:space="preserve"> </w:t>
       </w:r>
-      <w:hyperlink r:id="rId23">
+      <w:hyperlink r:id="rId25">
         <w:r>
           <w:rPr>
             <w:rStyle w:val="Hyperlink"/>
@@ -187,8 +187,8 @@
         <w:br w:type="page"/>
       </w:r>
     </w:p>
-    <w:bookmarkEnd w:id="24"/>
-    <w:bookmarkStart w:id="25" w:name="abstract"/>
+    <w:bookmarkEnd w:id="26"/>
+    <w:bookmarkStart w:id="27" w:name="abstract"/>
     <w:p>
       <w:pPr>
         <w:pStyle w:val="Heading1"/>
@@ -225,8 +225,8 @@
         <w:br w:type="page"/>
       </w:r>
     </w:p>
-    <w:bookmarkEnd w:id="25"/>
-    <w:bookmarkStart w:id="26" w:name="firstheader"/>
+    <w:bookmarkEnd w:id="27"/>
+    <w:bookmarkStart w:id="28" w:name="firstheader"/>
     <w:p>
       <w:pPr>
         <w:pStyle w:val="Heading1"/>
@@ -284,8 +284,8 @@
         <w:t xml:space="preserve">Medición del desempeño empresarial</w:t>
       </w:r>
     </w:p>
-    <w:bookmarkEnd w:id="26"/>
-    <w:bookmarkStart w:id="42" w:name="concentración-del-mercdo"/>
+    <w:bookmarkEnd w:id="28"/>
+    <w:bookmarkStart w:id="44" w:name="concentración-del-mercdo"/>
     <w:p>
       <w:pPr>
         <w:pStyle w:val="Heading1"/>
@@ -512,7 +512,7 @@
         <w:t xml:space="preserve">(Schumpeter - 1942). (Invención, innovasión, Inversión e Investigación)</w:t>
       </w:r>
     </w:p>
-    <w:bookmarkStart w:id="27" w:name="Xee198ddff11418fb7e2268eb7965fcdd9c863c3"/>
+    <w:bookmarkStart w:id="29" w:name="Xee198ddff11418fb7e2268eb7965fcdd9c863c3"/>
     <w:p>
       <w:pPr>
         <w:pStyle w:val="Heading2"/>
@@ -708,8 +708,8 @@
         <w:t xml:space="preserve">&lt; 1, … Entonces tiene la estructura de oligopolio</w:t>
       </w:r>
     </w:p>
-    <w:bookmarkEnd w:id="27"/>
-    <w:bookmarkStart w:id="28" w:name="X6abd628b84115867256b5f77c3878f2b4c324f1"/>
+    <w:bookmarkEnd w:id="29"/>
+    <w:bookmarkStart w:id="30" w:name="X6abd628b84115867256b5f77c3878f2b4c324f1"/>
     <w:p>
       <w:pPr>
         <w:pStyle w:val="Heading2"/>
@@ -758,8 +758,8 @@
         <w:t xml:space="preserve">A partir de las formulas anteriores, vamos a definir los índices de concentración:</w:t>
       </w:r>
     </w:p>
-    <w:bookmarkEnd w:id="28"/>
-    <w:bookmarkStart w:id="29" w:name="el-índice-de-concentración-discreta"/>
+    <w:bookmarkEnd w:id="30"/>
+    <w:bookmarkStart w:id="31" w:name="el-índice-de-concentración-discreta"/>
     <w:p>
       <w:pPr>
         <w:pStyle w:val="Heading2"/>
@@ -792,8 +792,8 @@
         <w:t xml:space="preserve">ICDi = σn i=1 si</w:t>
       </w:r>
     </w:p>
-    <w:bookmarkEnd w:id="29"/>
-    <w:bookmarkStart w:id="30" w:name="el-índice-de-herfindahl-ih-ih-σn-i1-s2-i"/>
+    <w:bookmarkEnd w:id="31"/>
+    <w:bookmarkStart w:id="32" w:name="el-índice-de-herfindahl-ih-ih-σn-i1-s2-i"/>
     <w:p>
       <w:pPr>
         <w:pStyle w:val="Heading2"/>
@@ -902,8 +902,8 @@
         <w:t xml:space="preserve">Cien empresas iguales proporcionarían el valor 100. Sus cuotas de mercado serían del 1%, de manera que: IHH = 12 x 100 = 100</w:t>
       </w:r>
     </w:p>
-    <w:bookmarkEnd w:id="30"/>
-    <w:bookmarkStart w:id="31" w:name="valor-institucional"/>
+    <w:bookmarkEnd w:id="32"/>
+    <w:bookmarkStart w:id="33" w:name="valor-institucional"/>
     <w:p>
       <w:pPr>
         <w:pStyle w:val="Heading2"/>
@@ -1041,8 +1041,8 @@
         <w:t xml:space="preserve">2 1 Tarea: demostrar que el IH = nσ + n</w:t>
       </w:r>
     </w:p>
-    <w:bookmarkEnd w:id="31"/>
-    <w:bookmarkStart w:id="32" w:name="indice-de-herfindahl"/>
+    <w:bookmarkEnd w:id="33"/>
+    <w:bookmarkStart w:id="34" w:name="indice-de-herfindahl"/>
     <w:p>
       <w:pPr>
         <w:pStyle w:val="Heading2"/>
@@ -1079,8 +1079,8 @@
         <w:t xml:space="preserve">Industrias poco concentradas: 0 &lt; HHI &lt; 10,000. O sea, hasta diez empresas de igual tamaño.</w:t>
       </w:r>
     </w:p>
-    <w:bookmarkEnd w:id="32"/>
-    <w:bookmarkStart w:id="33" w:name="indice-de-lerner"/>
+    <w:bookmarkEnd w:id="34"/>
+    <w:bookmarkStart w:id="35" w:name="indice-de-lerner"/>
     <w:p>
       <w:pPr>
         <w:pStyle w:val="Heading2"/>
@@ -1130,8 +1130,8 @@
         <w:t xml:space="preserve">El índice de Lerner varía entre 0 &lt; &lt; 1 P</w:t>
       </w:r>
     </w:p>
-    <w:bookmarkEnd w:id="33"/>
-    <w:bookmarkStart w:id="34" w:name="índice-de-inestabilidad"/>
+    <w:bookmarkEnd w:id="35"/>
+    <w:bookmarkStart w:id="36" w:name="índice-de-inestabilidad"/>
     <w:p>
       <w:pPr>
         <w:pStyle w:val="Heading2"/>
@@ -1164,8 +1164,8 @@
         <w:t xml:space="preserve">Si el índice de inestabilidad tiende a cero (0), entonces todas las empresas en el tiempo mantienen su cuota de participación en el mercado. En cambio, si el índice de inestabilidad tiende a uno (1), entonces hay una máxima inestabilidad en el mercado. O sea, todas las empresas presentes en el mercado en el período t-1, tienen cuotas de mercado bajas o nulos en el periodo presente t.</w:t>
       </w:r>
     </w:p>
-    <w:bookmarkEnd w:id="34"/>
-    <w:bookmarkStart w:id="35" w:name="índice-de-entropia"/>
+    <w:bookmarkEnd w:id="36"/>
+    <w:bookmarkStart w:id="37" w:name="índice-de-entropia"/>
     <w:p>
       <w:pPr>
         <w:pStyle w:val="Heading2"/>
@@ -1198,8 +1198,8 @@
         <w:t xml:space="preserve">Este índice tiene mucha aplicación en las ciencias físicas, el concepto de entropía se refiere al grado de desorden que tiene un sistema físico. En este sentido si hacemos una analogía para el análisis de la industria o de un mercado, el Índice de entropía muestra el grado de imperfección o concentración habido en el mismo. En el caso de un monopolio este índice sería cero (0), y mientras más competitivo sea el mercado dicho índice será mayor (en valores absolutos).</w:t>
       </w:r>
     </w:p>
-    <w:bookmarkEnd w:id="35"/>
-    <w:bookmarkStart w:id="36" w:name="el-inverso-del-índice-de-herfindahl"/>
+    <w:bookmarkEnd w:id="37"/>
+    <w:bookmarkStart w:id="38" w:name="el-inverso-del-índice-de-herfindahl"/>
     <w:p>
       <w:pPr>
         <w:pStyle w:val="Heading2"/>
@@ -1224,8 +1224,8 @@
         <w:t xml:space="preserve">entonces, n = 1/H, demostrándose que para mercados equidistribuidos, el índice de Herfindahl inverso representa el número de empresas que lo comparten. Para este caso, la interpretación del índice es que cuanto más cercano sea el valor obtenido al número efectivo de participantes, más balanceada es la distribución del mercado y más cerca están los participantes del tamaño óptimo de operación. Cuanto más difieran ambos valores mayor es la probabilidad de que se estén presentando ineficiencias dentro del mismo.</w:t>
       </w:r>
     </w:p>
-    <w:bookmarkEnd w:id="36"/>
-    <w:bookmarkStart w:id="37" w:name="indice-de-rosembluth-hall-y-tideman"/>
+    <w:bookmarkEnd w:id="38"/>
+    <w:bookmarkStart w:id="39" w:name="indice-de-rosembluth-hall-y-tideman"/>
     <w:p>
       <w:pPr>
         <w:pStyle w:val="Heading2"/>
@@ -1327,8 +1327,8 @@
         <w:t xml:space="preserve">Sí RHT es igual a uno (1) es Monopolio. Si RHT tiende a uno (1) sin serlo, entonces existe una alta concentración con baja competencia. Sí RHT tiende a cero, entonces hay una baja concentración industrial y una alta competencia en el mercado, finalmente, sí RHT = 0, entonces la concentración es nula y el mercado es de competencia es perfecta.</w:t>
       </w:r>
     </w:p>
-    <w:bookmarkEnd w:id="37"/>
-    <w:bookmarkStart w:id="38" w:name="el-coeficiente-de-gini"/>
+    <w:bookmarkEnd w:id="39"/>
+    <w:bookmarkStart w:id="40" w:name="el-coeficiente-de-gini"/>
     <w:p>
       <w:pPr>
         <w:pStyle w:val="Heading2"/>
@@ -1516,8 +1516,8 @@
         <w:t xml:space="preserve">1 ׬ X −f X dX IG = 0 (12) 5</w:t>
       </w:r>
     </w:p>
-    <w:bookmarkEnd w:id="38"/>
-    <w:bookmarkStart w:id="39" w:name="indice-de-hannah-y-kay"/>
+    <w:bookmarkEnd w:id="40"/>
+    <w:bookmarkStart w:id="41" w:name="indice-de-hannah-y-kay"/>
     <w:p>
       <w:pPr>
         <w:pStyle w:val="Heading2"/>
@@ -1606,8 +1606,8 @@
         <w:t xml:space="preserve">) ≤ σN i=1[si ∝ ] ∝−1 ≤ 1.</w:t>
       </w:r>
     </w:p>
-    <w:bookmarkEnd w:id="39"/>
-    <w:bookmarkStart w:id="40" w:name="indice-de-dominación"/>
+    <w:bookmarkEnd w:id="41"/>
+    <w:bookmarkStart w:id="42" w:name="indice-de-dominación"/>
     <w:p>
       <w:pPr>
         <w:pStyle w:val="Heading2"/>
@@ -1705,8 +1705,8 @@
         <w:t xml:space="preserve">Supóngase un índice de concentración común para evaluar estructuras, como es el índice de Herfindahl (H). Este, al igual que los otros índices tradicionales de concentración, tiene el inconveniente de que con cualquier fusión aumenta su valor; En efecto es posible que se den fusiones con el objetivo de aumentar la competitividad de las empresas. Esto podría ocurrir en el caso de dos empresas de moderado tamaño, en un mercado dominado por una empresa que concentra la mayor parte de la producción de la industria; en cuyo caso la fusión contribuiría a una mayor capacidad de respuesta ante decisiones unilaterales por parte de la empresa grande. Por lo advertido, se requiere un indicador que no penalice indiscriminadamente cualquier fusión, sino que el resultado tome en cuenta el tamaño relativo de las empresas concentradoras, o que se fusionan, y las particularidades del mercado respectivo. Dicho índice, por ejemplo, no debería aumentar con las fusiones de empresas relativamente pequeñas, pero sí con las fusiones de empresas relativamente grandes.</w:t>
       </w:r>
     </w:p>
-    <w:bookmarkEnd w:id="40"/>
-    <w:bookmarkStart w:id="41" w:name="indice-de-linda"/>
+    <w:bookmarkEnd w:id="42"/>
+    <w:bookmarkStart w:id="43" w:name="indice-de-linda"/>
     <w:p>
       <w:pPr>
         <w:pStyle w:val="Heading2"/>
@@ -1796,9 +1796,9 @@
         <w:t xml:space="preserve">Sí L = 1, entonces el mercado es muy concentrado y con posiciones de dominio de mercado, que incluso se puede decir monopolio puro.</w:t>
       </w:r>
     </w:p>
-    <w:bookmarkEnd w:id="41"/>
-    <w:bookmarkEnd w:id="42"/>
-    <w:bookmarkStart w:id="45" w:name="medición-de-barreras"/>
+    <w:bookmarkEnd w:id="43"/>
+    <w:bookmarkEnd w:id="44"/>
+    <w:bookmarkStart w:id="47" w:name="medición-de-barreras"/>
     <w:p>
       <w:pPr>
         <w:pStyle w:val="Heading1"/>
@@ -1807,7 +1807,7 @@
         <w:t xml:space="preserve">2. MEDICIÓN DE BARRERAS</w:t>
       </w:r>
     </w:p>
-    <w:bookmarkStart w:id="43" w:name="definición-de-barreras"/>
+    <w:bookmarkStart w:id="45" w:name="definición-de-barreras"/>
     <w:p>
       <w:pPr>
         <w:pStyle w:val="Heading2"/>
@@ -1827,8 +1827,8 @@
         <w:t xml:space="preserve">.</w:t>
       </w:r>
     </w:p>
-    <w:bookmarkEnd w:id="43"/>
-    <w:bookmarkStart w:id="44" w:name="Xf1235f56315d4d662bb19aae8ee05709d659da1"/>
+    <w:bookmarkEnd w:id="45"/>
+    <w:bookmarkStart w:id="46" w:name="Xf1235f56315d4d662bb19aae8ee05709d659da1"/>
     <w:p>
       <w:pPr>
         <w:pStyle w:val="Heading2"/>
@@ -2011,180 +2011,180 @@
       </w:pPr>
       <w:r>
         <w:t xml:space="preserve">LICENCIAS ESPECÍFICAS DE FUNCIONAMIENTO Y PROTECCIÓN DE AUTORÍAS</w:t>
-      </w:r>
-    </w:p>
-    <w:bookmarkEnd w:id="44"/>
-    <w:bookmarkEnd w:id="45"/>
-    <w:bookmarkStart w:id="47" w:name="eficiencia-y-generación-de-excedentes"/>
-    <w:p>
-      <w:pPr>
-        <w:pStyle w:val="Heading1"/>
-      </w:pPr>
-      <w:r>
-        <w:t xml:space="preserve">3. EFICIENCIA Y GENERACIÓN DE EXCEDENTES</w:t>
-      </w:r>
-    </w:p>
-    <w:p>
-      <w:pPr>
-        <w:pStyle w:val="FirstParagraph"/>
-      </w:pPr>
-      <w:r>
-        <w:t xml:space="preserve">En economía, se dice que una situación es eficiente si no resulta posible mejorar el bienestar de alguna persona sin empeorar el de alguna otra.</w:t>
-      </w:r>
-    </w:p>
-    <w:p>
-      <w:pPr>
-        <w:pStyle w:val="BodyText"/>
-      </w:pPr>
-      <w:r>
-        <w:t xml:space="preserve">Esta definición se le atribuye al Italiano Wilfredo Pareto- 1909, por lo que comúnmente se le conoce como la</w:t>
-      </w:r>
-      <w:r>
-        <w:t xml:space="preserve"> </w:t>
-      </w:r>
-      <w:r>
-        <w:t xml:space="preserve">“eficiencia en el sentido de Pareto”</w:t>
-      </w:r>
-      <w:r>
-        <w:t xml:space="preserve"> </w:t>
-      </w:r>
-      <w:r>
-        <w:t xml:space="preserve">u</w:t>
-      </w:r>
-      <w:r>
-        <w:t xml:space="preserve"> </w:t>
-      </w:r>
-      <w:r>
-        <w:t xml:space="preserve">“óptimo de Pareto”</w:t>
-      </w:r>
-      <w:r>
-        <w:t xml:space="preserve">. Aún cuando esta definición es bastante general, se puede relacionar su aplicabilidad a una situación en la cual la suma de los beneficios de los consumidores y de las empresas se hace máxima. A esto se le conoce como</w:t>
-      </w:r>
-      <w:r>
-        <w:t xml:space="preserve"> </w:t>
-      </w:r>
-      <w:r>
-        <w:t xml:space="preserve">“enfoque de equilibrio parcial”</w:t>
-      </w:r>
-      <w:r>
-        <w:t xml:space="preserve">.</w:t>
-      </w:r>
-    </w:p>
-    <w:p>
-      <w:pPr>
-        <w:pStyle w:val="BodyText"/>
-      </w:pPr>
-      <w:r>
-        <w:t xml:space="preserve">A fin de cuantificar –al menos teóricamente– la eficiencia de un mercado, resulta necesario identificar los beneficios de quienes participan en él. Para ello se apela a dos conceptos básicos: el valor que tienen para los consumidores los bienes o servicios producidos y vendidos, y el costo que tiene para las empresas producir y vender dichos bienes o servicios.</w:t>
-      </w:r>
-    </w:p>
-    <w:p>
-      <w:pPr>
-        <w:pStyle w:val="BodyText"/>
-      </w:pPr>
-      <w:r>
-        <w:t xml:space="preserve">Es decir, calculando el excedente total de la economía, que viene a ser igual a la suma del excedente total de consumidores y productores, tal como:</w:t>
-      </w:r>
-    </w:p>
-    <w:p>
-      <w:pPr>
-        <w:pStyle w:val="BodyText"/>
-      </w:pPr>
-      <w:r>
-        <w:t xml:space="preserve">P máx P oEXTt = EXCt + EXPt = {׬ P0 D(PQ )dPQ - Po Qo } + ׬ Pm S(PQ )dPQ Qo Qo</w:t>
-      </w:r>
-    </w:p>
-    <w:p>
-      <w:pPr>
-        <w:pStyle w:val="BodyText"/>
-      </w:pPr>
-      <w:r>
-        <w:t xml:space="preserve">EXTt = BSBt − CSBt =׬ 0 D Q dQ - ׬ 0 S Q dQ</w:t>
-      </w:r>
-    </w:p>
-    <w:p>
-      <w:pPr>
-        <w:pStyle w:val="BodyText"/>
-      </w:pPr>
-      <w:r>
-        <w:t xml:space="preserve">De esta relación, lo más importante es el beneficio máximo de los productores.</w:t>
-      </w:r>
-    </w:p>
-    <w:bookmarkStart w:id="46" w:name="beneficio-maximo-de-las-empresas"/>
-    <w:p>
-      <w:pPr>
-        <w:pStyle w:val="Heading2"/>
-      </w:pPr>
-      <w:r>
-        <w:t xml:space="preserve">3.1 BENEFICIO MAXIMO DE LAS EMPRESAS</w:t>
-      </w:r>
-    </w:p>
-    <w:p>
-      <w:pPr>
-        <w:pStyle w:val="FirstParagraph"/>
-      </w:pPr>
-      <w:r>
-        <w:t xml:space="preserve">a: C = C(Q) + CF</w:t>
-      </w:r>
-    </w:p>
-    <w:p>
-      <w:pPr>
-        <w:pStyle w:val="BodyText"/>
-      </w:pPr>
-      <w:r>
-        <w:t xml:space="preserve">Si se define el ingreso total igual a: IT = PQ</w:t>
-      </w:r>
-    </w:p>
-    <w:p>
-      <w:pPr>
-        <w:pStyle w:val="BodyText"/>
-      </w:pPr>
-      <w:r>
-        <w:t xml:space="preserve">Y, ambas ecuaciones son continuas y diferenciables y las estructuras del mercado son de competencia perfecta e imperfecta, los resultados varían entre ellas. En efecto, simulemos la maximización de beneficios para competencia perfecta e imperfecta.</w:t>
-      </w:r>
-    </w:p>
-    <w:p>
-      <w:pPr>
-        <w:pStyle w:val="BodyText"/>
-      </w:pPr>
-      <w:r>
-        <w:t xml:space="preserve">Ejemplo:</w:t>
-      </w:r>
-    </w:p>
-    <w:p>
-      <w:pPr>
-        <w:numPr>
-          <w:ilvl w:val="0"/>
-          <w:numId w:val="1017"/>
-        </w:numPr>
-      </w:pPr>
-      <w:r>
-        <w:t xml:space="preserve">Supongamos que una industria de bienes homogéneos posee la siguiente función de demanda Q = 100 – P. En el mercado existen N empresas con costos marginales idénticas e iguales a CMg = 2. a). Calcule el precio, la cantidad producida y el máximo beneficio, si compiten simultáneamente, b). Hallar el BSB, para el nivel de producción de equilibrio, c). Hallar el CSB, para el nivel de producción de equilibrio, d). Calcular la ganancia total de la economía para el nivel de producción de equilibrio. Graficar con los resultados obtenidos.</w:t>
-      </w:r>
-    </w:p>
-    <w:p>
-      <w:pPr>
-        <w:numPr>
-          <w:ilvl w:val="0"/>
-          <w:numId w:val="1017"/>
-        </w:numPr>
-      </w:pPr>
-      <w:r>
-        <w:t xml:space="preserve">Suponga que cada empresa tiene unos costos totales C = 10 + 2qi; y que ambas empresas estiman que su demanda conjunta es igual a P = 320 – 2(q1 + q2 ), a).¿Cuales son las funciones de beneficios de las empresas y sus funciones de reacción si tienen la conducta del modelo de Curnot?,</w:t>
       </w:r>
     </w:p>
     <w:bookmarkEnd w:id="46"/>
     <w:bookmarkEnd w:id="47"/>
-    <w:bookmarkStart w:id="50" w:name="medidas-de-resultados-o-desempeño"/>
+    <w:bookmarkStart w:id="49" w:name="eficiencia-y-generación-de-excedentes"/>
     <w:p>
       <w:pPr>
         <w:pStyle w:val="Heading1"/>
       </w:pPr>
       <w:r>
+        <w:t xml:space="preserve">3. EFICIENCIA Y GENERACIÓN DE EXCEDENTES</w:t>
+      </w:r>
+    </w:p>
+    <w:p>
+      <w:pPr>
+        <w:pStyle w:val="FirstParagraph"/>
+      </w:pPr>
+      <w:r>
+        <w:t xml:space="preserve">En economía, se dice que una situación es eficiente si no resulta posible mejorar el bienestar de alguna persona sin empeorar el de alguna otra.</w:t>
+      </w:r>
+    </w:p>
+    <w:p>
+      <w:pPr>
+        <w:pStyle w:val="BodyText"/>
+      </w:pPr>
+      <w:r>
+        <w:t xml:space="preserve">Esta definición se le atribuye al Italiano Wilfredo Pareto- 1909, por lo que comúnmente se le conoce como la</w:t>
+      </w:r>
+      <w:r>
+        <w:t xml:space="preserve"> </w:t>
+      </w:r>
+      <w:r>
+        <w:t xml:space="preserve">“eficiencia en el sentido de Pareto”</w:t>
+      </w:r>
+      <w:r>
+        <w:t xml:space="preserve"> </w:t>
+      </w:r>
+      <w:r>
+        <w:t xml:space="preserve">u</w:t>
+      </w:r>
+      <w:r>
+        <w:t xml:space="preserve"> </w:t>
+      </w:r>
+      <w:r>
+        <w:t xml:space="preserve">“óptimo de Pareto”</w:t>
+      </w:r>
+      <w:r>
+        <w:t xml:space="preserve">. Aún cuando esta definición es bastante general, se puede relacionar su aplicabilidad a una situación en la cual la suma de los beneficios de los consumidores y de las empresas se hace máxima. A esto se le conoce como</w:t>
+      </w:r>
+      <w:r>
+        <w:t xml:space="preserve"> </w:t>
+      </w:r>
+      <w:r>
+        <w:t xml:space="preserve">“enfoque de equilibrio parcial”</w:t>
+      </w:r>
+      <w:r>
+        <w:t xml:space="preserve">.</w:t>
+      </w:r>
+    </w:p>
+    <w:p>
+      <w:pPr>
+        <w:pStyle w:val="BodyText"/>
+      </w:pPr>
+      <w:r>
+        <w:t xml:space="preserve">A fin de cuantificar –al menos teóricamente– la eficiencia de un mercado, resulta necesario identificar los beneficios de quienes participan en él. Para ello se apela a dos conceptos básicos: el valor que tienen para los consumidores los bienes o servicios producidos y vendidos, y el costo que tiene para las empresas producir y vender dichos bienes o servicios.</w:t>
+      </w:r>
+    </w:p>
+    <w:p>
+      <w:pPr>
+        <w:pStyle w:val="BodyText"/>
+      </w:pPr>
+      <w:r>
+        <w:t xml:space="preserve">Es decir, calculando el excedente total de la economía, que viene a ser igual a la suma del excedente total de consumidores y productores, tal como:</w:t>
+      </w:r>
+    </w:p>
+    <w:p>
+      <w:pPr>
+        <w:pStyle w:val="BodyText"/>
+      </w:pPr>
+      <w:r>
+        <w:t xml:space="preserve">P máx P oEXTt = EXCt + EXPt = {׬ P0 D(PQ )dPQ - Po Qo } + ׬ Pm S(PQ )dPQ Qo Qo</w:t>
+      </w:r>
+    </w:p>
+    <w:p>
+      <w:pPr>
+        <w:pStyle w:val="BodyText"/>
+      </w:pPr>
+      <w:r>
+        <w:t xml:space="preserve">EXTt = BSBt − CSBt =׬ 0 D Q dQ - ׬ 0 S Q dQ</w:t>
+      </w:r>
+    </w:p>
+    <w:p>
+      <w:pPr>
+        <w:pStyle w:val="BodyText"/>
+      </w:pPr>
+      <w:r>
+        <w:t xml:space="preserve">De esta relación, lo más importante es el beneficio máximo de los productores.</w:t>
+      </w:r>
+    </w:p>
+    <w:bookmarkStart w:id="48" w:name="beneficio-maximo-de-las-empresas"/>
+    <w:p>
+      <w:pPr>
+        <w:pStyle w:val="Heading2"/>
+      </w:pPr>
+      <w:r>
+        <w:t xml:space="preserve">3.1 BENEFICIO MAXIMO DE LAS EMPRESAS</w:t>
+      </w:r>
+    </w:p>
+    <w:p>
+      <w:pPr>
+        <w:pStyle w:val="FirstParagraph"/>
+      </w:pPr>
+      <w:r>
+        <w:t xml:space="preserve">a: C = C(Q) + CF</w:t>
+      </w:r>
+    </w:p>
+    <w:p>
+      <w:pPr>
+        <w:pStyle w:val="BodyText"/>
+      </w:pPr>
+      <w:r>
+        <w:t xml:space="preserve">Si se define el ingreso total igual a: IT = PQ</w:t>
+      </w:r>
+    </w:p>
+    <w:p>
+      <w:pPr>
+        <w:pStyle w:val="BodyText"/>
+      </w:pPr>
+      <w:r>
+        <w:t xml:space="preserve">Y, ambas ecuaciones son continuas y diferenciables y las estructuras del mercado son de competencia perfecta e imperfecta, los resultados varían entre ellas. En efecto, simulemos la maximización de beneficios para competencia perfecta e imperfecta.</w:t>
+      </w:r>
+    </w:p>
+    <w:p>
+      <w:pPr>
+        <w:pStyle w:val="BodyText"/>
+      </w:pPr>
+      <w:r>
+        <w:t xml:space="preserve">Ejemplo:</w:t>
+      </w:r>
+    </w:p>
+    <w:p>
+      <w:pPr>
+        <w:numPr>
+          <w:ilvl w:val="0"/>
+          <w:numId w:val="1017"/>
+        </w:numPr>
+      </w:pPr>
+      <w:r>
+        <w:t xml:space="preserve">Supongamos que una industria de bienes homogéneos posee la siguiente función de demanda Q = 100 – P. En el mercado existen N empresas con costos marginales idénticas e iguales a CMg = 2. a). Calcule el precio, la cantidad producida y el máximo beneficio, si compiten simultáneamente, b). Hallar el BSB, para el nivel de producción de equilibrio, c). Hallar el CSB, para el nivel de producción de equilibrio, d). Calcular la ganancia total de la economía para el nivel de producción de equilibrio. Graficar con los resultados obtenidos.</w:t>
+      </w:r>
+    </w:p>
+    <w:p>
+      <w:pPr>
+        <w:numPr>
+          <w:ilvl w:val="0"/>
+          <w:numId w:val="1017"/>
+        </w:numPr>
+      </w:pPr>
+      <w:r>
+        <w:t xml:space="preserve">Suponga que cada empresa tiene unos costos totales C = 10 + 2qi; y que ambas empresas estiman que su demanda conjunta es igual a P = 320 – 2(q1 + q2 ), a).¿Cuales son las funciones de beneficios de las empresas y sus funciones de reacción si tienen la conducta del modelo de Curnot?,</w:t>
+      </w:r>
+    </w:p>
+    <w:bookmarkEnd w:id="48"/>
+    <w:bookmarkEnd w:id="49"/>
+    <w:bookmarkStart w:id="52" w:name="medidas-de-resultados-o-desempeño"/>
+    <w:p>
+      <w:pPr>
+        <w:pStyle w:val="Heading1"/>
+      </w:pPr>
+      <w:r>
         <w:t xml:space="preserve">4. MEDIDAS DE RESULTADOS O DESEMPEÑO</w:t>
       </w:r>
     </w:p>
-    <w:bookmarkStart w:id="48" w:name="Xf8db757553392cecccf350a14aa2d02cd98052b"/>
+    <w:bookmarkStart w:id="50" w:name="Xf8db757553392cecccf350a14aa2d02cd98052b"/>
     <w:p>
       <w:pPr>
         <w:pStyle w:val="Heading2"/>
@@ -2561,8 +2561,8 @@
         <w:t xml:space="preserve">Sin embargo, si los precios de los factores de producción varían, y su uso es relativamente alta, entonces los costos variables aumentan y consecuentemente, se desplazan hacia arriba y hacia la izquierda, en tanto que las empresas reducen sus ofertas hasta que nuevamente, logren obtener beneficios nulos. En este caso la curva de oferta tiene una pendiente positiva y es el resultado de unir los puntos de equilibrio.</w:t>
       </w:r>
     </w:p>
-    <w:bookmarkEnd w:id="48"/>
-    <w:bookmarkStart w:id="49" w:name="X25443ed441237f24f06025557be09aa963acdcc"/>
+    <w:bookmarkEnd w:id="50"/>
+    <w:bookmarkStart w:id="51" w:name="X25443ed441237f24f06025557be09aa963acdcc"/>
     <w:p>
       <w:pPr>
         <w:pStyle w:val="Heading2"/>
@@ -2683,9 +2683,9 @@
         <w:t xml:space="preserve">Sin embargo, ante la aparición de un nuevo producto, el monopolista terminaría sobreviviendo en el mercado obteniendo beneficios nulos, hasta incluso terminaría por cerrar el negocio.</w:t>
       </w:r>
     </w:p>
-    <w:bookmarkEnd w:id="49"/>
-    <w:bookmarkEnd w:id="50"/>
-    <w:bookmarkStart w:id="56" w:name="Xa296e102a3a2f23fb0cb12d4768d4d5aed92284"/>
+    <w:bookmarkEnd w:id="51"/>
+    <w:bookmarkEnd w:id="52"/>
+    <w:bookmarkStart w:id="58" w:name="Xa296e102a3a2f23fb0cb12d4768d4d5aed92284"/>
     <w:p>
       <w:pPr>
         <w:pStyle w:val="Heading1"/>
@@ -2743,7 +2743,7 @@
         <w:t xml:space="preserve">La discriminación de precios de tercer grado</w:t>
       </w:r>
     </w:p>
-    <w:bookmarkStart w:id="51" w:name="Xdcd7bdf0b1a4db7bce48475b54d1deeb0b15402"/>
+    <w:bookmarkStart w:id="53" w:name="Xdcd7bdf0b1a4db7bce48475b54d1deeb0b15402"/>
     <w:p>
       <w:pPr>
         <w:pStyle w:val="Heading2"/>
@@ -2768,8 +2768,8 @@
         <w:t xml:space="preserve">Ejemplo: Supongamos que la demanda de un monopolista es igual a P = 105 – (3/8)Q y el 1 1costo del monopolista es de C = Q3 − Q2100Q + 16. Si el monopolista puede 32 4 discriminar perfectamente entre sus clientes, cual será el rango de precios, la cantidad vendida y el máximo beneficio para al menos 8 potenciales consumidores.</w:t>
       </w:r>
     </w:p>
-    <w:bookmarkEnd w:id="51"/>
-    <w:bookmarkStart w:id="52" w:name="X1768f40d5f37bca1b2e9f329937b3acf912dbe8"/>
+    <w:bookmarkEnd w:id="53"/>
+    <w:bookmarkStart w:id="54" w:name="X1768f40d5f37bca1b2e9f329937b3acf912dbe8"/>
     <w:p>
       <w:pPr>
         <w:pStyle w:val="Heading2"/>
@@ -2794,8 +2794,8 @@
         <w:t xml:space="preserve">Ejemplo: supongamos que el costo de producción del monopolista es igual a C = 0.05Q2 + 10,000, con el que enfrenta una función de demanda igual a: P = 100 – 0.05Q, supongamos que el monopolista discrimina precios en segundo grado vendiendo lotes de bienes de las siguientes cantidades: lote 01 entre 0 a 100, lote 02 = 200, lote 03 = 350, lote 04 = 500 y, lote 05 = 667 unidades respectivamente. Se pide calcular el máximo beneficio de la empresa.</w:t>
       </w:r>
     </w:p>
-    <w:bookmarkEnd w:id="52"/>
-    <w:bookmarkStart w:id="53" w:name="Xceb9dd81a1c8fef2114041ae745025a6505503c"/>
+    <w:bookmarkEnd w:id="54"/>
+    <w:bookmarkStart w:id="55" w:name="Xceb9dd81a1c8fef2114041ae745025a6505503c"/>
     <w:p>
       <w:pPr>
         <w:pStyle w:val="Heading2"/>
@@ -2844,8 +2844,8 @@
         <w:t xml:space="preserve">Supongamos que un monopolista enfrenta a las siguiente funciones de demanda de dos mercados: P 1 = 100 - 2Q 1 y P 2 = 180 - 3Q 2 , cuando su costo total es igual a C = 400 + 3Q 2 . Calcular los precios y la cantidad vendida en cada mercado y el máximo beneficio de la empresa.</w:t>
       </w:r>
     </w:p>
-    <w:bookmarkEnd w:id="53"/>
-    <w:bookmarkStart w:id="54" w:name="contro-y-reglamentación-del-monopolio"/>
+    <w:bookmarkEnd w:id="55"/>
+    <w:bookmarkStart w:id="56" w:name="contro-y-reglamentación-del-monopolio"/>
     <w:p>
       <w:pPr>
         <w:pStyle w:val="Heading2"/>
@@ -2944,8 +2944,8 @@
         <w:t xml:space="preserve">Fijando el precio igual al costo medio total: P = CMeT</w:t>
       </w:r>
     </w:p>
-    <w:bookmarkEnd w:id="54"/>
-    <w:bookmarkStart w:id="55" w:name="X304fcbe9da914a6a922960a1caffa954ee6d6e6"/>
+    <w:bookmarkEnd w:id="56"/>
+    <w:bookmarkStart w:id="57" w:name="X304fcbe9da914a6a922960a1caffa954ee6d6e6"/>
     <w:p>
       <w:pPr>
         <w:pStyle w:val="Heading2"/>
@@ -3066,9 +3066,9 @@
         <w:t xml:space="preserve">IMgi = CMg i = Pi = D(P)i = CMgCPi = CMgLPi = CMeCPi = CMeLPi</w:t>
       </w:r>
     </w:p>
-    <w:bookmarkEnd w:id="55"/>
-    <w:bookmarkEnd w:id="56"/>
-    <w:bookmarkStart w:id="65" w:name="medidas-de-resultados-o-desempeño-1"/>
+    <w:bookmarkEnd w:id="57"/>
+    <w:bookmarkEnd w:id="58"/>
+    <w:bookmarkStart w:id="67" w:name="medidas-de-resultados-o-desempeño-1"/>
     <w:p>
       <w:pPr>
         <w:pStyle w:val="Heading1"/>
@@ -3077,7 +3077,7 @@
         <w:t xml:space="preserve">6. MEDIDAS DE RESULTADOS O DESEMPEÑO</w:t>
       </w:r>
     </w:p>
-    <w:bookmarkStart w:id="57" w:name="X2f39ac957118013827d38041b8520b154cbf2c0"/>
+    <w:bookmarkStart w:id="59" w:name="X2f39ac957118013827d38041b8520b154cbf2c0"/>
     <w:p>
       <w:pPr>
         <w:pStyle w:val="Heading2"/>
@@ -3134,8 +3134,8 @@
         <w:t xml:space="preserve">sus recursos. Por ejemplo, puede que sea una empresa muy pequeña que, pese a sus pocos recursos, está muy bien gestionada y obtiene beneficios elevados. En realidad, hay varias medidas posibles de rentabilidad, pero todas tienen la siguiente forma:</w:t>
       </w:r>
     </w:p>
-    <w:bookmarkEnd w:id="57"/>
-    <w:bookmarkStart w:id="58" w:name="el-valor-actual-neto"/>
+    <w:bookmarkEnd w:id="59"/>
+    <w:bookmarkStart w:id="60" w:name="el-valor-actual-neto"/>
     <w:p>
       <w:pPr>
         <w:pStyle w:val="Heading2"/>
@@ -3176,8 +3176,8 @@
         <w:t xml:space="preserve">La aproximación de Schneider usa el teorema del binomio para obtener una formula de primer orden</w:t>
       </w:r>
     </w:p>
-    <w:bookmarkEnd w:id="58"/>
-    <w:bookmarkStart w:id="59" w:name="tasa-interna-de-retorno-tir"/>
+    <w:bookmarkEnd w:id="60"/>
+    <w:bookmarkStart w:id="61" w:name="tasa-interna-de-retorno-tir"/>
     <w:p>
       <w:pPr>
         <w:pStyle w:val="Heading2"/>
@@ -3242,8 +3242,8 @@
         <w:t xml:space="preserve">Es la tasa de interés máxima a la que se pueden endeudar para no perder dinero con la inversión.</w:t>
       </w:r>
     </w:p>
-    <w:bookmarkEnd w:id="59"/>
-    <w:bookmarkStart w:id="60" w:name="X1105fd7db4d0326ecd00285d9a39f15009a4869"/>
+    <w:bookmarkEnd w:id="61"/>
+    <w:bookmarkStart w:id="62" w:name="X1105fd7db4d0326ecd00285d9a39f15009a4869"/>
     <w:p>
       <w:pPr>
         <w:pStyle w:val="Heading2"/>
@@ -3324,8 +3324,8 @@
         <w:t xml:space="preserve">IMe[1 −(1 − 1 ) ɳpdIL = IMe 1 IL = ɳpxd LA Q DE TOBIN EN</w:t>
       </w:r>
     </w:p>
-    <w:bookmarkEnd w:id="60"/>
-    <w:bookmarkStart w:id="61" w:name="la-medición-del-desempeño"/>
+    <w:bookmarkEnd w:id="62"/>
+    <w:bookmarkStart w:id="63" w:name="la-medición-del-desempeño"/>
     <w:p>
       <w:pPr>
         <w:pStyle w:val="Heading2"/>
@@ -3334,8 +3334,8 @@
         <w:t xml:space="preserve">6.5 LA MEDICIÓN DEL DESEMPEÑO</w:t>
       </w:r>
     </w:p>
-    <w:bookmarkEnd w:id="61"/>
-    <w:bookmarkStart w:id="62" w:name="indice-de-retorno-sobre-los-activos-roa"/>
+    <w:bookmarkEnd w:id="63"/>
+    <w:bookmarkStart w:id="64" w:name="indice-de-retorno-sobre-los-activos-roa"/>
     <w:p>
       <w:pPr>
         <w:pStyle w:val="Heading2"/>
@@ -3376,8 +3376,8 @@
         <w:t xml:space="preserve">Los activos de una empresa es igual:</w:t>
       </w:r>
     </w:p>
-    <w:bookmarkEnd w:id="62"/>
-    <w:bookmarkStart w:id="63" w:name="Xf0f017283bb7f70bed737b3c48eaf6fa72a5bc5"/>
+    <w:bookmarkEnd w:id="64"/>
+    <w:bookmarkStart w:id="65" w:name="Xf0f017283bb7f70bed737b3c48eaf6fa72a5bc5"/>
     <w:p>
       <w:pPr>
         <w:pStyle w:val="Heading2"/>
@@ -3394,8 +3394,8 @@
         <w:t xml:space="preserve">Es un índice que mide la rentabilidad con respecto al patrimonio que posee la empresa. Y, nos indica contablemente, que tan eficiente es una empresa en el uso de su patrimonio para generar utilidades. SE calcula mediante la siguiente utilidad formula: ROE = 100 patrimonio Ejemplo:</w:t>
       </w:r>
     </w:p>
-    <w:bookmarkEnd w:id="63"/>
-    <w:bookmarkStart w:id="64" w:name="Xf252102a710dee18536a2718c971c5c31e23542"/>
+    <w:bookmarkEnd w:id="65"/>
+    <w:bookmarkStart w:id="66" w:name="Xf252102a710dee18536a2718c971c5c31e23542"/>
     <w:p>
       <w:pPr>
         <w:pStyle w:val="Heading2"/>
@@ -3412,9 +3412,9 @@
         <w:t xml:space="preserve">Es un índice que mide la rentabilidad con respecto a las ventas totales de la empresa. Y, nos indica contablemente, que tan eficiente es una empresa en sus ventas para generar sus utilidades, por periodo de tiempo determinado. Se expresa en términos porcentuales.</w:t>
       </w:r>
     </w:p>
-    <w:bookmarkEnd w:id="64"/>
-    <w:bookmarkEnd w:id="65"/>
-    <w:bookmarkStart w:id="80" w:name="publicaciones-similares"/>
+    <w:bookmarkEnd w:id="66"/>
+    <w:bookmarkEnd w:id="67"/>
+    <w:bookmarkStart w:id="82" w:name="publicaciones-similares"/>
     <w:p>
       <w:pPr>
         <w:pStyle w:val="Heading1"/>
@@ -3439,11 +3439,11 @@
           <w:numId w:val="1021"/>
         </w:numPr>
       </w:pPr>
-      <w:hyperlink r:id="rId66"/>
+      <w:hyperlink r:id="rId68"/>
       <w:r>
         <w:t xml:space="preserve"> </w:t>
       </w:r>
-      <w:hyperlink r:id="rId67">
+      <w:hyperlink r:id="rId69">
         <w:r>
           <w:rPr>
             <w:rStyle w:val="Hyperlink"/>
@@ -3460,11 +3460,11 @@
           <w:numId w:val="1021"/>
         </w:numPr>
       </w:pPr>
-      <w:hyperlink r:id="rId68"/>
+      <w:hyperlink r:id="rId70"/>
       <w:r>
         <w:t xml:space="preserve"> </w:t>
       </w:r>
-      <w:hyperlink r:id="rId69">
+      <w:hyperlink r:id="rId71">
         <w:r>
           <w:rPr>
             <w:rStyle w:val="Hyperlink"/>
@@ -3481,11 +3481,11 @@
           <w:numId w:val="1021"/>
         </w:numPr>
       </w:pPr>
-      <w:hyperlink r:id="rId70"/>
+      <w:hyperlink r:id="rId72"/>
       <w:r>
         <w:t xml:space="preserve"> </w:t>
       </w:r>
-      <w:hyperlink r:id="rId71">
+      <w:hyperlink r:id="rId73">
         <w:r>
           <w:rPr>
             <w:rStyle w:val="Hyperlink"/>
@@ -3502,11 +3502,11 @@
           <w:numId w:val="1021"/>
         </w:numPr>
       </w:pPr>
-      <w:hyperlink r:id="rId72"/>
+      <w:hyperlink r:id="rId74"/>
       <w:r>
         <w:t xml:space="preserve"> </w:t>
       </w:r>
-      <w:hyperlink r:id="rId73">
+      <w:hyperlink r:id="rId75">
         <w:r>
           <w:rPr>
             <w:rStyle w:val="Hyperlink"/>
@@ -3523,11 +3523,11 @@
           <w:numId w:val="1021"/>
         </w:numPr>
       </w:pPr>
-      <w:hyperlink r:id="rId74"/>
+      <w:hyperlink r:id="rId76"/>
       <w:r>
         <w:t xml:space="preserve"> </w:t>
       </w:r>
-      <w:hyperlink r:id="rId75">
+      <w:hyperlink r:id="rId77">
         <w:r>
           <w:rPr>
             <w:rStyle w:val="Hyperlink"/>
@@ -3544,11 +3544,11 @@
           <w:numId w:val="1021"/>
         </w:numPr>
       </w:pPr>
-      <w:hyperlink r:id="rId76"/>
+      <w:hyperlink r:id="rId78"/>
       <w:r>
         <w:t xml:space="preserve"> </w:t>
       </w:r>
-      <w:hyperlink r:id="rId77">
+      <w:hyperlink r:id="rId79">
         <w:r>
           <w:rPr>
             <w:rStyle w:val="Hyperlink"/>
@@ -3565,11 +3565,11 @@
           <w:numId w:val="1021"/>
         </w:numPr>
       </w:pPr>
-      <w:hyperlink r:id="rId78"/>
+      <w:hyperlink r:id="rId80"/>
       <w:r>
         <w:t xml:space="preserve"> </w:t>
       </w:r>
-      <w:hyperlink r:id="rId79">
+      <w:hyperlink r:id="rId81">
         <w:r>
           <w:rPr>
             <w:rStyle w:val="Hyperlink"/>
@@ -3586,14 +3586,14 @@
         <w:t xml:space="preserve">Esperamos que encuentres estas publicaciones igualmente interesantes y útiles. ¡Disfruta de la lectura!</w:t>
       </w:r>
     </w:p>
-    <w:bookmarkEnd w:id="80"/>
+    <w:bookmarkEnd w:id="82"/>
     <w:sectPr>
-      <w:headerReference r:id="rId9" w:type="even"/>
-      <w:headerReference r:id="rId11" w:type="default"/>
-      <w:footerReference r:id="rId14" w:type="even"/>
-      <w:footerReference r:id="rId13" w:type="default"/>
-      <w:headerReference r:id="rId10" w:type="first"/>
-      <w:footerReference r:id="rId12" w:type="first"/>
+      <w:headerReference r:id="rId8" w:type="even"/>
+      <w:headerReference r:id="rId9" w:type="default"/>
+      <w:footerReference r:id="rId10" w:type="even"/>
+      <w:footerReference r:id="rId11" w:type="default"/>
+      <w:headerReference r:id="rId12" w:type="first"/>
+      <w:footerReference r:id="rId13" w:type="first"/>
       <w:pgSz w:h="15840" w:w="12240"/>
       <w:pgMar w:bottom="1440" w:footer="720" w:gutter="0" w:header="720" w:left="1440" w:right="1440" w:top="1440"/>
       <w:cols w:space="720"/>
